--- a/research/sgrt_word_completion_20261021/delivery/SGRT_SUPERVISOR_BRIEF_20261021.docx
+++ b/research/sgrt_word_completion_20261021/delivery/SGRT_SUPERVISOR_BRIEF_20261021.docx
@@ -22,7 +22,7 @@
     </w:p>
     <w:p>
       <w:r>
-        <w:t>Ранги WordCi учитывают фиксированную массу и предварительную сельскую людность по наблюдаемому перечню переписи 2021. После одного предварительного расчёта центральности строится окончательная вложенная иерархия. Исторические записи вне перечня переписи 2021 не обнулены; их влияние проверяется отдельным строгим сценарием полноты.</w:t>
+        <w:t>Ранги WordCi учитывают фиксированную массу и предварительную сельскую людность по наблюдаемому перечню переписи 2021. После одного предварительного расчёта центральности строится окончательная вложенная иерархия. Исторические записи вне перечня переписи 2021 не обнулены; неполнота по всем историческим единицам отражена диагностическими колонками, без полного альтернативного расчёта иерархии.</w:t>
       </w:r>
     </w:p>
     <w:tbl>
@@ -260,7 +260,7 @@
     </w:p>
     <w:p>
       <w:r>
-        <w:t>На полной низовой подвыборке 386 систем центр и сельское окружение одновременно сокращаются в 289 случаях, центр растёт при сокращении окружения — в 53. Это измеренная асимметрия демографической динамики в условно фиксированной сетке районов; она сама по себе не устанавливает миграционный или хозяйственный механизм.</w:t>
+        <w:t>На численно полной низовой подвыборке 386 систем центр и сельское окружение одновременно сокращаются в 289 случаях, центр растёт при сокращении окружения — в 53. Это измеренная асимметрия демографической динамики в условно фиксированной сетке районов; историческая сопоставимость границ не установлена; она сама по себе не устанавливает миграционный или хозяйственный механизм.</w:t>
       </w:r>
     </w:p>
     <w:p>
